--- a/downloads/teacher/04 Units/Unit 07 - Capstone - Launch Career Readiness and FACS Shark Tank/Lesson 07.03 - ACT FAST Think On Your Feet.docx
+++ b/downloads/teacher/04 Units/Unit 07 - Capstone - Launch Career Readiness and FACS Shark Tank/Lesson 07.03 - ACT FAST Think On Your Feet.docx
@@ -254,23 +254,41 @@
       <w:r>
         <w:t xml:space="preserve">By the end of this lesson, students will be able to:</w:t>
       </w:r>
-      <w:r>
-        <w:t xml:space="preserve"> </w:t>
-      </w:r>
-      <w:r>
-        <w:t xml:space="preserve">1. (Low) Name the four things an employer is watching during an unexpected question (composure, communication, problem solving, adaptability) and give one observable sign of each.</w:t>
-      </w:r>
-      <w:r>
-        <w:t xml:space="preserve"> </w:t>
-      </w:r>
-      <w:r>
-        <w:t xml:space="preserve">2. (Mid) Given a scenario card with 10 seconds to think, deliver a 30-second spoken answer that stays on the question, states a decision, and gives one reason.</w:t>
-      </w:r>
-      <w:r>
-        <w:t xml:space="preserve"> </w:t>
-      </w:r>
-      <w:r>
-        <w:t xml:space="preserve">3. (High) Score their own second-round answer on the four traits with a number and one sentence of evidence, and name the single trait they will work on first.</w:t>
+    </w:p>
+    <w:p>
+      <w:pPr>
+        <w:numPr>
+          <w:ilvl w:val="0"/>
+          <w:numId w:val="1002"/>
+        </w:numPr>
+        <w:pStyle w:val="Compact"/>
+      </w:pPr>
+      <w:r>
+        <w:t xml:space="preserve">(Low) Name the four things an employer is watching during an unexpected question (composure, communication, problem solving, adaptability) and give one observable sign of each.</w:t>
+      </w:r>
+    </w:p>
+    <w:p>
+      <w:pPr>
+        <w:numPr>
+          <w:ilvl w:val="0"/>
+          <w:numId w:val="1002"/>
+        </w:numPr>
+        <w:pStyle w:val="Compact"/>
+      </w:pPr>
+      <w:r>
+        <w:t xml:space="preserve">(Mid) Given a scenario card with 10 seconds to think, deliver a 30-second spoken answer that stays on the question, states a decision, and gives one reason.</w:t>
+      </w:r>
+    </w:p>
+    <w:p>
+      <w:pPr>
+        <w:numPr>
+          <w:ilvl w:val="0"/>
+          <w:numId w:val="1002"/>
+        </w:numPr>
+        <w:pStyle w:val="Compact"/>
+      </w:pPr>
+      <w:r>
+        <w:t xml:space="preserve">(High) Score their own second-round answer on the four traits with a number and one sentence of evidence, and name the single trait they will work on first.</w:t>
       </w:r>
     </w:p>
     <w:p>
@@ -323,7 +341,7 @@
       <w:pPr>
         <w:numPr>
           <w:ilvl w:val="0"/>
-          <w:numId w:val="1002"/>
+          <w:numId w:val="1003"/>
         </w:numPr>
         <w:pStyle w:val="Compact"/>
       </w:pPr>
@@ -341,7 +359,7 @@
       <w:pPr>
         <w:numPr>
           <w:ilvl w:val="0"/>
-          <w:numId w:val="1002"/>
+          <w:numId w:val="1003"/>
         </w:numPr>
         <w:pStyle w:val="Compact"/>
       </w:pPr>
@@ -353,7 +371,7 @@
       <w:pPr>
         <w:numPr>
           <w:ilvl w:val="0"/>
-          <w:numId w:val="1002"/>
+          <w:numId w:val="1003"/>
         </w:numPr>
         <w:pStyle w:val="Compact"/>
       </w:pPr>
@@ -374,7 +392,7 @@
       <w:pPr>
         <w:numPr>
           <w:ilvl w:val="0"/>
-          <w:numId w:val="1002"/>
+          <w:numId w:val="1003"/>
         </w:numPr>
         <w:pStyle w:val="Compact"/>
       </w:pPr>
@@ -401,7 +419,7 @@
       <w:pPr>
         <w:numPr>
           <w:ilvl w:val="0"/>
-          <w:numId w:val="1002"/>
+          <w:numId w:val="1003"/>
         </w:numPr>
         <w:pStyle w:val="Compact"/>
       </w:pPr>
@@ -413,7 +431,7 @@
       <w:pPr>
         <w:numPr>
           <w:ilvl w:val="0"/>
-          <w:numId w:val="1002"/>
+          <w:numId w:val="1003"/>
         </w:numPr>
         <w:pStyle w:val="Compact"/>
       </w:pPr>
@@ -935,67 +953,121 @@
       <w:r>
         <w:t xml:space="preserve">Monitor understanding:</w:t>
       </w:r>
-      <w:r>
-        <w:t xml:space="preserve"> </w:t>
-      </w:r>
-      <w:r>
-        <w:t xml:space="preserve">- What are the four things I was watching?</w:t>
-      </w:r>
-      <w:r>
-        <w:t xml:space="preserve"> </w:t>
-      </w:r>
-      <w:r>
-        <w:t xml:space="preserve">- Give me one thing you could see or hear that shows composure.</w:t>
-      </w:r>
-      <w:r>
-        <w:t xml:space="preserve"> </w:t>
-      </w:r>
-      <w:r>
-        <w:t xml:space="preserve">- What is the difference between making a decision and narrating your confusion?</w:t>
-      </w:r>
-      <w:r>
-        <w:t xml:space="preserve"> </w:t>
-      </w:r>
-      <w:r>
-        <w:t xml:space="preserve">- When I interrupted with a follow-up, what was I testing?</w:t>
-      </w:r>
-    </w:p>
-    <w:p>
-      <w:pPr>
-        <w:pStyle w:val="BodyText"/>
+    </w:p>
+    <w:p>
+      <w:pPr>
+        <w:numPr>
+          <w:ilvl w:val="0"/>
+          <w:numId w:val="1004"/>
+        </w:numPr>
+        <w:pStyle w:val="Compact"/>
+      </w:pPr>
+      <w:r>
+        <w:t xml:space="preserve">What are the four things I was watching?</w:t>
+      </w:r>
+    </w:p>
+    <w:p>
+      <w:pPr>
+        <w:numPr>
+          <w:ilvl w:val="0"/>
+          <w:numId w:val="1004"/>
+        </w:numPr>
+        <w:pStyle w:val="Compact"/>
+      </w:pPr>
+      <w:r>
+        <w:t xml:space="preserve">Give me one thing you could see or hear that shows composure.</w:t>
+      </w:r>
+    </w:p>
+    <w:p>
+      <w:pPr>
+        <w:numPr>
+          <w:ilvl w:val="0"/>
+          <w:numId w:val="1004"/>
+        </w:numPr>
+        <w:pStyle w:val="Compact"/>
+      </w:pPr>
+      <w:r>
+        <w:t xml:space="preserve">What is the difference between making a decision and narrating your confusion?</w:t>
+      </w:r>
+    </w:p>
+    <w:p>
+      <w:pPr>
+        <w:numPr>
+          <w:ilvl w:val="0"/>
+          <w:numId w:val="1004"/>
+        </w:numPr>
+        <w:pStyle w:val="Compact"/>
+      </w:pPr>
+      <w:r>
+        <w:t xml:space="preserve">When I interrupted with a follow-up, what was I testing?</w:t>
+      </w:r>
+    </w:p>
+    <w:p>
+      <w:pPr>
+        <w:pStyle w:val="FirstParagraph"/>
       </w:pPr>
       <w:r>
         <w:t xml:space="preserve">Deepen learning:</w:t>
       </w:r>
-      <w:r>
-        <w:t xml:space="preserve"> </w:t>
-      </w:r>
-      <w:r>
-        <w:t xml:space="preserve">- Why would an employer ask a question that has no right answer?</w:t>
-      </w:r>
-      <w:r>
-        <w:t xml:space="preserve"> </w:t>
-      </w:r>
-      <w:r>
-        <w:t xml:space="preserve">- You froze for four seconds and then started clean. Was that a failure or was that composure? Make the case.</w:t>
-      </w:r>
-      <w:r>
-        <w:t xml:space="preserve"> </w:t>
-      </w:r>
-      <w:r>
-        <w:t xml:space="preserve">- Which of the four traits is hardest to fake? Why does that matter to the person hiring?</w:t>
-      </w:r>
-      <w:r>
-        <w:t xml:space="preserve"> </w:t>
-      </w:r>
-      <w:r>
-        <w:t xml:space="preserve">- Where else this year did you have to do this? (Steer toward the lab where a step went wrong and somebody had to decide in ten seconds.)</w:t>
-      </w:r>
-      <w:r>
-        <w:t xml:space="preserve"> </w:t>
-      </w:r>
-      <w:r>
-        <w:t xml:space="preserve">- Which of the four will matter most when a judge asks your team a question next week?</w:t>
+    </w:p>
+    <w:p>
+      <w:pPr>
+        <w:numPr>
+          <w:ilvl w:val="0"/>
+          <w:numId w:val="1005"/>
+        </w:numPr>
+        <w:pStyle w:val="Compact"/>
+      </w:pPr>
+      <w:r>
+        <w:t xml:space="preserve">Why would an employer ask a question that has no right answer?</w:t>
+      </w:r>
+    </w:p>
+    <w:p>
+      <w:pPr>
+        <w:numPr>
+          <w:ilvl w:val="0"/>
+          <w:numId w:val="1005"/>
+        </w:numPr>
+        <w:pStyle w:val="Compact"/>
+      </w:pPr>
+      <w:r>
+        <w:t xml:space="preserve">You froze for four seconds and then started clean. Was that a failure or was that composure? Make the case.</w:t>
+      </w:r>
+    </w:p>
+    <w:p>
+      <w:pPr>
+        <w:numPr>
+          <w:ilvl w:val="0"/>
+          <w:numId w:val="1005"/>
+        </w:numPr>
+        <w:pStyle w:val="Compact"/>
+      </w:pPr>
+      <w:r>
+        <w:t xml:space="preserve">Which of the four traits is hardest to fake? Why does that matter to the person hiring?</w:t>
+      </w:r>
+    </w:p>
+    <w:p>
+      <w:pPr>
+        <w:numPr>
+          <w:ilvl w:val="0"/>
+          <w:numId w:val="1005"/>
+        </w:numPr>
+        <w:pStyle w:val="Compact"/>
+      </w:pPr>
+      <w:r>
+        <w:t xml:space="preserve">Where else this year did you have to do this? (Steer toward the lab where a step went wrong and somebody had to decide in ten seconds.)</w:t>
+      </w:r>
+    </w:p>
+    <w:p>
+      <w:pPr>
+        <w:numPr>
+          <w:ilvl w:val="0"/>
+          <w:numId w:val="1005"/>
+        </w:numPr>
+        <w:pStyle w:val="Compact"/>
+      </w:pPr>
+      <w:r>
+        <w:t xml:space="preserve">Which of the four will matter most when a judge asks your team a question next week?</w:t>
       </w:r>
     </w:p>
     <w:p>
@@ -1120,7 +1192,7 @@
       <w:pPr>
         <w:numPr>
           <w:ilvl w:val="0"/>
-          <w:numId w:val="1003"/>
+          <w:numId w:val="1006"/>
         </w:numPr>
         <w:pStyle w:val="Compact"/>
       </w:pPr>
@@ -1176,7 +1248,7 @@
       <w:pPr>
         <w:numPr>
           <w:ilvl w:val="0"/>
-          <w:numId w:val="1003"/>
+          <w:numId w:val="1006"/>
         </w:numPr>
         <w:pStyle w:val="Compact"/>
       </w:pPr>
@@ -1188,7 +1260,7 @@
       <w:pPr>
         <w:numPr>
           <w:ilvl w:val="0"/>
-          <w:numId w:val="1003"/>
+          <w:numId w:val="1006"/>
         </w:numPr>
         <w:pStyle w:val="Compact"/>
       </w:pPr>
@@ -1200,7 +1272,7 @@
       <w:pPr>
         <w:numPr>
           <w:ilvl w:val="0"/>
-          <w:numId w:val="1003"/>
+          <w:numId w:val="1006"/>
         </w:numPr>
         <w:pStyle w:val="Compact"/>
       </w:pPr>
@@ -1212,7 +1284,7 @@
       <w:pPr>
         <w:numPr>
           <w:ilvl w:val="0"/>
-          <w:numId w:val="1003"/>
+          <w:numId w:val="1006"/>
         </w:numPr>
         <w:pStyle w:val="Compact"/>
       </w:pPr>
@@ -1224,7 +1296,7 @@
       <w:pPr>
         <w:numPr>
           <w:ilvl w:val="0"/>
-          <w:numId w:val="1003"/>
+          <w:numId w:val="1006"/>
         </w:numPr>
         <w:pStyle w:val="Compact"/>
       </w:pPr>
@@ -1539,7 +1611,7 @@
       <w:pPr>
         <w:numPr>
           <w:ilvl w:val="0"/>
-          <w:numId w:val="1004"/>
+          <w:numId w:val="1007"/>
         </w:numPr>
         <w:pStyle w:val="Compact"/>
       </w:pPr>
@@ -1551,7 +1623,7 @@
       <w:pPr>
         <w:numPr>
           <w:ilvl w:val="0"/>
-          <w:numId w:val="1004"/>
+          <w:numId w:val="1007"/>
         </w:numPr>
         <w:pStyle w:val="Compact"/>
       </w:pPr>
@@ -1563,7 +1635,7 @@
       <w:pPr>
         <w:numPr>
           <w:ilvl w:val="0"/>
-          <w:numId w:val="1004"/>
+          <w:numId w:val="1007"/>
         </w:numPr>
         <w:pStyle w:val="Compact"/>
       </w:pPr>
@@ -1596,7 +1668,7 @@
       <w:pPr>
         <w:numPr>
           <w:ilvl w:val="0"/>
-          <w:numId w:val="1004"/>
+          <w:numId w:val="1007"/>
         </w:numPr>
         <w:pStyle w:val="Compact"/>
       </w:pPr>
@@ -1608,7 +1680,7 @@
       <w:pPr>
         <w:numPr>
           <w:ilvl w:val="0"/>
-          <w:numId w:val="1004"/>
+          <w:numId w:val="1007"/>
         </w:numPr>
         <w:pStyle w:val="Compact"/>
       </w:pPr>
@@ -1630,7 +1702,7 @@
       <w:pPr>
         <w:numPr>
           <w:ilvl w:val="0"/>
-          <w:numId w:val="1005"/>
+          <w:numId w:val="1008"/>
         </w:numPr>
         <w:pStyle w:val="Compact"/>
       </w:pPr>
@@ -1642,7 +1714,7 @@
       <w:pPr>
         <w:numPr>
           <w:ilvl w:val="0"/>
-          <w:numId w:val="1005"/>
+          <w:numId w:val="1008"/>
         </w:numPr>
         <w:pStyle w:val="Compact"/>
       </w:pPr>
@@ -1654,7 +1726,7 @@
       <w:pPr>
         <w:numPr>
           <w:ilvl w:val="0"/>
-          <w:numId w:val="1005"/>
+          <w:numId w:val="1008"/>
         </w:numPr>
         <w:pStyle w:val="Compact"/>
       </w:pPr>
@@ -1666,7 +1738,7 @@
       <w:pPr>
         <w:numPr>
           <w:ilvl w:val="0"/>
-          <w:numId w:val="1005"/>
+          <w:numId w:val="1008"/>
         </w:numPr>
         <w:pStyle w:val="Compact"/>
       </w:pPr>
@@ -1690,7 +1762,7 @@
       <w:pPr>
         <w:numPr>
           <w:ilvl w:val="0"/>
-          <w:numId w:val="1005"/>
+          <w:numId w:val="1008"/>
         </w:numPr>
         <w:pStyle w:val="Compact"/>
       </w:pPr>
@@ -1714,7 +1786,7 @@
       <w:pPr>
         <w:numPr>
           <w:ilvl w:val="0"/>
-          <w:numId w:val="1005"/>
+          <w:numId w:val="1008"/>
         </w:numPr>
         <w:pStyle w:val="Compact"/>
       </w:pPr>
@@ -1729,7 +1801,7 @@
       <w:pPr>
         <w:numPr>
           <w:ilvl w:val="0"/>
-          <w:numId w:val="1005"/>
+          <w:numId w:val="1008"/>
         </w:numPr>
         <w:pStyle w:val="Compact"/>
       </w:pPr>
@@ -1741,7 +1813,7 @@
       <w:pPr>
         <w:numPr>
           <w:ilvl w:val="0"/>
-          <w:numId w:val="1005"/>
+          <w:numId w:val="1008"/>
         </w:numPr>
         <w:pStyle w:val="Compact"/>
       </w:pPr>
@@ -2034,6 +2106,118 @@
       </w:pPr>
     </w:lvl>
   </w:abstractNum>
+  <w:abstractNum w:abstractNumId="99411">
+    <w:nsid w:val="71315dca"/>
+    <w:multiLevelType w:val="multilevel"/>
+    <w:lvl w:ilvl="0">
+      <w:start w:val="1"/>
+      <w:numFmt w:val="decimal"/>
+      <w:lvlText w:val="%1."/>
+      <w:lvlJc w:val="left"/>
+      <w:pPr>
+        <w:tabs>
+          <w:tab w:val="num" w:pos="0"/>
+        </w:tabs>
+        <w:ind w:left="480" w:hanging="480"/>
+      </w:pPr>
+    </w:lvl>
+    <w:lvl w:ilvl="1">
+      <w:start w:val="1"/>
+      <w:numFmt w:val="decimal"/>
+      <w:lvlText w:val="%2."/>
+      <w:lvlJc w:val="left"/>
+      <w:pPr>
+        <w:tabs>
+          <w:tab w:val="num" w:pos="720"/>
+        </w:tabs>
+        <w:ind w:left="1200" w:hanging="480"/>
+      </w:pPr>
+    </w:lvl>
+    <w:lvl w:ilvl="2">
+      <w:start w:val="1"/>
+      <w:numFmt w:val="decimal"/>
+      <w:lvlText w:val="%3."/>
+      <w:lvlJc w:val="left"/>
+      <w:pPr>
+        <w:tabs>
+          <w:tab w:val="num" w:pos="1440"/>
+        </w:tabs>
+        <w:ind w:left="1920" w:hanging="480"/>
+      </w:pPr>
+    </w:lvl>
+    <w:lvl w:ilvl="3">
+      <w:start w:val="1"/>
+      <w:numFmt w:val="decimal"/>
+      <w:lvlText w:val="%4."/>
+      <w:lvlJc w:val="left"/>
+      <w:pPr>
+        <w:tabs>
+          <w:tab w:val="num" w:pos="2160"/>
+        </w:tabs>
+        <w:ind w:left="2640" w:hanging="480"/>
+      </w:pPr>
+    </w:lvl>
+    <w:lvl w:ilvl="4">
+      <w:start w:val="1"/>
+      <w:numFmt w:val="decimal"/>
+      <w:lvlText w:val="%5."/>
+      <w:lvlJc w:val="left"/>
+      <w:pPr>
+        <w:tabs>
+          <w:tab w:val="num" w:pos="2880"/>
+        </w:tabs>
+        <w:ind w:left="3360" w:hanging="480"/>
+      </w:pPr>
+    </w:lvl>
+    <w:lvl w:ilvl="5">
+      <w:start w:val="1"/>
+      <w:numFmt w:val="decimal"/>
+      <w:lvlText w:val="%6."/>
+      <w:lvlJc w:val="left"/>
+      <w:pPr>
+        <w:tabs>
+          <w:tab w:val="num" w:pos="3600"/>
+        </w:tabs>
+        <w:ind w:left="4080" w:hanging="480"/>
+      </w:pPr>
+    </w:lvl>
+    <w:lvl w:ilvl="6">
+      <w:start w:val="1"/>
+      <w:numFmt w:val="decimal"/>
+      <w:lvlText w:val="%7."/>
+      <w:lvlJc w:val="left"/>
+      <w:pPr>
+        <w:tabs>
+          <w:tab w:val="num" w:pos="4320"/>
+        </w:tabs>
+        <w:ind w:left="4800" w:hanging="480"/>
+      </w:pPr>
+    </w:lvl>
+    <w:lvl w:ilvl="7">
+      <w:start w:val="1"/>
+      <w:numFmt w:val="decimal"/>
+      <w:lvlText w:val="%8."/>
+      <w:lvlJc w:val="left"/>
+      <w:pPr>
+        <w:tabs>
+          <w:tab w:val="num" w:pos="5040"/>
+        </w:tabs>
+        <w:ind w:left="5520" w:hanging="480"/>
+      </w:pPr>
+    </w:lvl>
+    <w:lvl w:ilvl="8">
+      <w:start w:val="1"/>
+      <w:numFmt w:val="decimal"/>
+      <w:lvlText w:val="%9."/>
+      <w:lvlJc w:val="left"/>
+      <w:pPr>
+        <w:tabs>
+          <w:tab w:val="num" w:pos="5760"/>
+        </w:tabs>
+        <w:ind w:left="6240" w:hanging="480"/>
+      </w:pPr>
+    </w:lvl>
+  </w:abstractNum>
   <w:num w:numId="1000">
     <w:abstractNumId w:val="990"/>
   </w:num>
@@ -2041,7 +2225,34 @@
     <w:abstractNumId w:val="991"/>
   </w:num>
   <w:num w:numId="1002">
-    <w:abstractNumId w:val="991"/>
+    <w:abstractNumId w:val="99411"/>
+    <w:lvlOverride w:ilvl="0">
+      <w:startOverride w:val="1"/>
+    </w:lvlOverride>
+    <w:lvlOverride w:ilvl="1">
+      <w:startOverride w:val="1"/>
+    </w:lvlOverride>
+    <w:lvlOverride w:ilvl="2">
+      <w:startOverride w:val="1"/>
+    </w:lvlOverride>
+    <w:lvlOverride w:ilvl="3">
+      <w:startOverride w:val="1"/>
+    </w:lvlOverride>
+    <w:lvlOverride w:ilvl="4">
+      <w:startOverride w:val="1"/>
+    </w:lvlOverride>
+    <w:lvlOverride w:ilvl="5">
+      <w:startOverride w:val="1"/>
+    </w:lvlOverride>
+    <w:lvlOverride w:ilvl="6">
+      <w:startOverride w:val="1"/>
+    </w:lvlOverride>
+    <w:lvlOverride w:ilvl="7">
+      <w:startOverride w:val="1"/>
+    </w:lvlOverride>
+    <w:lvlOverride w:ilvl="8">
+      <w:startOverride w:val="1"/>
+    </w:lvlOverride>
   </w:num>
   <w:num w:numId="1003">
     <w:abstractNumId w:val="991"/>
@@ -2050,6 +2261,15 @@
     <w:abstractNumId w:val="991"/>
   </w:num>
   <w:num w:numId="1005">
+    <w:abstractNumId w:val="991"/>
+  </w:num>
+  <w:num w:numId="1006">
+    <w:abstractNumId w:val="991"/>
+  </w:num>
+  <w:num w:numId="1007">
+    <w:abstractNumId w:val="991"/>
+  </w:num>
+  <w:num w:numId="1008">
     <w:abstractNumId w:val="991"/>
   </w:num>
 </w:numbering>

--- a/downloads/teacher/04 Units/Unit 07 - Capstone - Launch Career Readiness and FACS Shark Tank/Lesson 07.03 - ACT FAST Think On Your Feet.docx
+++ b/downloads/teacher/04 Units/Unit 07 - Capstone - Launch Career Readiness and FACS Shark Tank/Lesson 07.03 - ACT FAST Think On Your Feet.docx
@@ -1654,15 +1654,6 @@
       <w:r>
         <w:t xml:space="preserve">.</w:t>
       </w:r>
-      <w:r>
-        <w:t xml:space="preserve"> </w:t>
-      </w:r>
-      <w:r>
-        <w:rPr>
-          <w:rStyle w:val="TeacherNote"/>
-        </w:rPr>
-        <w:t xml:space="preserve">[Sal: confirm against the NYSED PDFs.]</w:t>
-      </w:r>
     </w:p>
     <w:p>
       <w:pPr>
@@ -1685,7 +1676,7 @@
         <w:pStyle w:val="Compact"/>
       </w:pPr>
       <w:r>
-        <w:t xml:space="preserve">Sal’s own materials: the ACT FAST rapid-fire interview drill he built and taught, including his own reflection on it, which said to keep the scenario rounds tight and give more time to the teaching reveal. That is why Step 3 is 12 minutes and Rounds 1 and 2 are 6 each.</w:t>
+        <w:t xml:space="preserve">My own materials: the ACT FAST rapid-fire interview drill I built and taught, including my own reflection on it, which said to keep the scenario rounds tight and give more time to the teaching reveal. That is why Step 3 is 12 minutes and Rounds 1 and 2 are 6 each.</w:t>
       </w:r>
     </w:p>
     <w:p>
@@ -1707,7 +1698,7 @@
         <w:pStyle w:val="Compact"/>
       </w:pPr>
       <w:r>
-        <w:t xml:space="preserve">Sal’s own reflection on this drill is the design note for the lesson: the rounds are fun and they run away with the period if you let them. Keep Rounds 1 and 2 to six minutes each with no commentary. The reveal is the lesson. If you are behind at minute 12, cut Round 2 to four speakers rather than shorten Step 3.</w:t>
+        <w:t xml:space="preserve">My own reflection on this drill is the design note for the lesson: the rounds are fun and they run away with the period if you let them. Keep Rounds 1 and 2 to six minutes each with no commentary. The reveal is the lesson. If you are behind at minute 12, cut Round 2 to four speakers rather than shorten Step 3.</w:t>
       </w:r>
     </w:p>
     <w:p>
@@ -1780,21 +1771,6 @@
       </w:r>
       <w:r>
         <w:t xml:space="preserve">”</w:t>
-      </w:r>
-    </w:p>
-    <w:p>
-      <w:pPr>
-        <w:numPr>
-          <w:ilvl w:val="0"/>
-          <w:numId w:val="1008"/>
-        </w:numPr>
-        <w:pStyle w:val="Compact"/>
-      </w:pPr>
-      <w:r>
-        <w:rPr>
-          <w:rStyle w:val="TeacherNote"/>
-        </w:rPr>
-        <w:t xml:space="preserve">[Sal: your own version of this drill used slightly absurd scenarios on purpose. Keep the absurd ones. They make it safe to be wrong, which is the only way a kid will risk answering at all. Swap in the ones your students laughed at.]</w:t>
       </w:r>
     </w:p>
     <w:p>
